--- a/tests/fixtures/sample.docx
+++ b/tests/fixtures/sample.docx
@@ -82,7 +82,7 @@
           <wp:inline distT="0" distB="0" distL="0" distR="0">
             <wp:extent cx="381000" cy="381000"/>
             <wp:effectExtent t="0" r="0" b="0" l="0"/>
-            <wp:docPr id="1" name="" descr="" title=""/>
+            <wp:docPr id="1" name=""/>
             <wp:cNvGraphicFramePr>
               <a:graphicFrameLocks xmlns:a="http://schemas.openxmlformats.org/drawingml/2006/main" noChangeAspect="1"/>
             </wp:cNvGraphicFramePr>
